--- a/MedVerify_Roadmap.docx
+++ b/MedVerify_Roadmap.docx
@@ -201,7 +201,7 @@
                 <w:sz w:val="18"/>
                 <w:szCs w:val="18"/>
               </w:rPr>
-              <w:t xml:space="preserve">Updated: June 4, 2026</w:t>
+              <w:t xml:space="preserve">Updated: June 9, 2026</w:t>
             </w:r>
           </w:p>
         </w:tc>
@@ -2322,7 +2322,7 @@
                 <w:sz w:val="18"/>
                 <w:szCs w:val="18"/>
               </w:rPr>
-              <w:t xml:space="preserve">Admin-only GET / POST / PUT / DELETE /users endpoints; validate role from JWT</w:t>
+              <w:t xml:space="preserve">DONE ✓ — Admin-only GET / POST / PUT / DELETE /users endpoints; validate role from JWT</w:t>
             </w:r>
           </w:p>
         </w:tc>
@@ -4168,7 +4168,7 @@
                 <w:sz w:val="18"/>
                 <w:szCs w:val="18"/>
               </w:rPr>
-              <w:t xml:space="preserve">Auto-logout idle timer — mousemove/keydown listeners reset 15-min timer; timeout clears token</w:t>
+              <w:t xml:space="preserve">DONE ✓ — Auto-logout idle timer — mousemove/keydown listeners reset 15-min timer; timeout clears token</w:t>
             </w:r>
           </w:p>
         </w:tc>
@@ -4736,7 +4736,7 @@
                 <w:sz w:val="18"/>
                 <w:szCs w:val="18"/>
               </w:rPr>
-              <w:t xml:space="preserve">Replace Users tab Coming Soon with real CRUD table (admin only)</w:t>
+              <w:t xml:space="preserve">DONE ✓ — Replace Users tab Coming Soon with real CRUD table (admin only)</w:t>
             </w:r>
           </w:p>
         </w:tc>
@@ -5372,7 +5372,7 @@
                 <w:sz w:val="18"/>
                 <w:szCs w:val="18"/>
               </w:rPr>
-              <w:t xml:space="preserve">Pharmacist vs admin role controls which pages/actions are visible</w:t>
+              <w:t xml:space="preserve">DONE ✓ — Pharmacist vs admin role controls which pages/actions are visible</w:t>
             </w:r>
           </w:p>
         </w:tc>
@@ -6636,7 +6636,7 @@
                 <w:sz w:val="18"/>
                 <w:szCs w:val="18"/>
               </w:rPr>
-              <w:t xml:space="preserve">End-to-end auth test + bug fixes</w:t>
+              <w:t xml:space="preserve">User mgmt + Role-based UI + Auto-logout ✓ DONE</w:t>
             </w:r>
           </w:p>
         </w:tc>
@@ -6671,7 +6671,7 @@
                 <w:sz w:val="18"/>
                 <w:szCs w:val="18"/>
               </w:rPr>
-              <w:t xml:space="preserve">Full flow: login → scan → view history → sign out → confirm protected routes block. Fix any token expiry edge cases, 401 redirect loops, or missing header issues. Originally scheduled for Wed Jun 10.</w:t>
+              <w:t xml:space="preserve">User management CRUD (B11, F12). Role-based UI access — viewer/pharmacist/admin page restrictions (N2). Auto-logout idle timer 30-min (F7). Reference image fix for history detail. All completed Jun 9.</w:t>
             </w:r>
           </w:p>
         </w:tc>
@@ -6743,7 +6743,7 @@
                 <w:sz w:val="18"/>
                 <w:szCs w:val="18"/>
               </w:rPr>
-              <w:t xml:space="preserve">Auto-logout idle timer</w:t>
+              <w:t xml:space="preserve">Auto-logout idle timer — PULLED FORWARD TO JUN 9 ✓</w:t>
             </w:r>
           </w:p>
         </w:tc>
@@ -6778,7 +6778,7 @@
                 <w:sz w:val="18"/>
                 <w:szCs w:val="18"/>
               </w:rPr>
-              <w:t xml:space="preserve">App.jsx — useEffect with mousemove/keydown listeners that reset a 15-minute countdown. On timeout: clear token from localStorage, redirect to /login, show a toast notification. Originally scheduled for Thu Jun 11.</w:t>
+              <w:t xml:space="preserve">Completed on Jun 9. Free buffer day.</w:t>
             </w:r>
           </w:p>
         </w:tc>
@@ -6992,7 +6992,7 @@
                 <w:sz w:val="18"/>
                 <w:szCs w:val="18"/>
               </w:rPr>
-              <w:t xml:space="preserve">Add medicine_codes (id, label) and medicine_code_items (id, code_id, drug_name, quantity) tables to database.py. Implement all CRUD endpoints. Originally scheduled for Mon Jun 15 — pulled forward by being one day ahead.</w:t>
+              <w:t xml:space="preserve">COMPLETE ✓ — medicine_codes and medicine_code_items tables added to database.py. All 7 CRUD endpoints built in server.py (GET/POST /medicine-codes, GET/PUT/DELETE /medicine-codes/{id}, POST/DELETE item endpoints). MedCodes and MedCodesItem Pydantic models added. SetupPage.jsx fixed — Save Settings only restarts cameras when on Camera tab; other tabs save to localStorage only.</w:t>
             </w:r>
           </w:p>
         </w:tc>
@@ -7420,7 +7420,7 @@
                 <w:sz w:val="18"/>
                 <w:szCs w:val="18"/>
               </w:rPr>
-              <w:t xml:space="preserve">Add Load Code dropdown to ExpectedMedicines section. On mount, fetch GET /medicine-codes. On selection, auto-populate the expected medicine list with the code items and quantities. User can still manually add/remove after loading. Originally scheduled for Wed Jun 17.</w:t>
+              <w:t xml:space="preserve">Arduino RGB LED Strip Integration. Write Arduino Nano V3 sketch to listen on serial for R,G,B commands and drive the LED strip via FastLED or Adafruit NeoPixel. Add backend/led.py pyserial wrapper with led_on(), led_off(), led_color(r,g,b). Hook into server.py scan flow: white on scan start, green on clean pass, red if medicines are missing. Note: LED strip requires separate 5V power supply. ScanPage Load Code dropdown (originally this slot) was pulled forward to Jun 13.</w:t>
             </w:r>
           </w:p>
         </w:tc>

--- a/MedVerify_Roadmap.docx
+++ b/MedVerify_Roadmap.docx
@@ -6850,7 +6850,7 @@
                 <w:sz w:val="18"/>
                 <w:szCs w:val="18"/>
               </w:rPr>
-              <w:t xml:space="preserve">Image audit + plan 20-class expansion</w:t>
+              <w:t xml:space="preserve">Medicine Code frontend page</w:t>
             </w:r>
           </w:p>
         </w:tc>
@@ -6885,7 +6885,7 @@
                 <w:sz w:val="18"/>
                 <w:szCs w:val="18"/>
               </w:rPr>
-              <w:t xml:space="preserve">Count images per class in backend/data/medicine_images/. Identify which of the 8 existing classes are under 250. Confirm all 12 new medicine boxes are physically available. Document the full gap list: class name → current count → images still needed. Originally scheduled for Fri Jun 12.</w:t>
+              <w:t xml:space="preserve">Count images per class in backend/data/medicine_images/. Identify which of the 8 existing classes are under 250. Confirm all 12 new medicine boxes are physically available. Document the full gap list: class name → current count → images still needed. Swapped with Medicine Code frontend — now Jun 12.</w:t>
             </w:r>
           </w:p>
         </w:tc>
@@ -7278,7 +7278,7 @@
                 <w:sz w:val="18"/>
                 <w:szCs w:val="18"/>
               </w:rPr>
-              <w:t xml:space="preserve">Medicine Code frontend page</w:t>
+              <w:t xml:space="preserve">Image audit + plan 20-class expansion</w:t>
             </w:r>
           </w:p>
         </w:tc>
